--- a/deliverables/概要设计说明书.docx
+++ b/deliverables/概要设计说明书.docx
@@ -662,7 +662,7 @@
         <w:rPr>
           <w:rStyle w:val="VerbatimChar"/>
         </w:rPr>
-        <w:t xml:space="preserve">                     │</w:t>
+        <w:t xml:space="preserve">                    │</w:t>
       </w:r>
       <w:r>
         <w:br/>
@@ -723,6 +723,413 @@
         <w:rPr>
           <w:rStyle w:val="VerbatimChar"/>
         </w:rPr>
+        <w:t xml:space="preserve">     │</w:t>
+      </w:r>
+      <w:r>
+        <w:br/>
+      </w:r>
+      <w:r>
+        <w:rPr>
+          <w:rStyle w:val="VerbatimChar"/>
+        </w:rPr>
+        <w:t xml:space="preserve">└──────────────────────────┬───────────────────────────────┘</w:t>
+      </w:r>
+      <w:r>
+        <w:br/>
+      </w:r>
+      <w:r>
+        <w:rPr>
+          <w:rStyle w:val="VerbatimChar"/>
+        </w:rPr>
+        <w:t xml:space="preserve">                           │ REST / JSON</w:t>
+      </w:r>
+      <w:r>
+        <w:br/>
+      </w:r>
+      <w:r>
+        <w:rPr>
+          <w:rStyle w:val="VerbatimChar"/>
+        </w:rPr>
+        <w:t xml:space="preserve">┌──────────────────────────▼───────────────────────────────┐</w:t>
+      </w:r>
+      <w:r>
+        <w:br/>
+      </w:r>
+      <w:r>
+        <w:rPr>
+          <w:rStyle w:val="VerbatimChar"/>
+        </w:rPr>
+        <w:t xml:space="preserve">│              </w:t>
+      </w:r>
+      <w:r>
+        <w:rPr>
+          <w:rStyle w:val="VerbatimChar"/>
+          <w:rFonts w:hint="eastAsia"/>
+        </w:rPr>
+        <w:t xml:space="preserve">控制面</w:t>
+      </w:r>
+      <w:r>
+        <w:rPr>
+          <w:rStyle w:val="VerbatimChar"/>
+        </w:rPr>
+        <w:t xml:space="preserve"> Control </w:t>
+      </w:r>
+      <w:r>
+        <w:rPr>
+          <w:rStyle w:val="VerbatimChar"/>
+          <w:rFonts w:hint="eastAsia"/>
+        </w:rPr>
+        <w:t xml:space="preserve">Plane（Spring</w:t>
+      </w:r>
+      <w:r>
+        <w:rPr>
+          <w:rStyle w:val="VerbatimChar"/>
+        </w:rPr>
+        <w:t xml:space="preserve"> Boot </w:t>
+      </w:r>
+      <w:r>
+        <w:rPr>
+          <w:rStyle w:val="VerbatimChar"/>
+          <w:rFonts w:hint="eastAsia"/>
+        </w:rPr>
+        <w:t xml:space="preserve">3）</w:t>
+      </w:r>
+      <w:r>
+        <w:rPr>
+          <w:rStyle w:val="VerbatimChar"/>
+        </w:rPr>
+        <w:t xml:space="preserve">        │</w:t>
+      </w:r>
+      <w:r>
+        <w:br/>
+      </w:r>
+      <w:r>
+        <w:rPr>
+          <w:rStyle w:val="VerbatimChar"/>
+        </w:rPr>
+        <w:t xml:space="preserve">│  ├─ </w:t>
+      </w:r>
+      <w:r>
+        <w:rPr>
+          <w:rStyle w:val="VerbatimChar"/>
+          <w:rFonts w:hint="eastAsia"/>
+        </w:rPr>
+        <w:t xml:space="preserve">用户服务</w:t>
+      </w:r>
+      <w:r>
+        <w:rPr>
+          <w:rStyle w:val="VerbatimChar"/>
+        </w:rPr>
+        <w:t xml:space="preserve">        </w:t>
+      </w:r>
+      <w:r>
+        <w:rPr>
+          <w:rStyle w:val="VerbatimChar"/>
+          <w:rFonts w:hint="eastAsia"/>
+        </w:rPr>
+        <w:t xml:space="preserve">用户</w:t>
+      </w:r>
+      <w:r>
+        <w:rPr>
+          <w:rStyle w:val="VerbatimChar"/>
+        </w:rPr>
+        <w:t xml:space="preserve"> </w:t>
+      </w:r>
+      <w:r>
+        <w:rPr>
+          <w:rStyle w:val="VerbatimChar"/>
+          <w:rFonts w:hint="eastAsia"/>
+        </w:rPr>
+        <w:t xml:space="preserve">CRUD、登录鉴权（JWT）</w:t>
+      </w:r>
+      <w:r>
+        <w:rPr>
+          <w:rStyle w:val="VerbatimChar"/>
+        </w:rPr>
+        <w:t xml:space="preserve">             │</w:t>
+      </w:r>
+      <w:r>
+        <w:br/>
+      </w:r>
+      <w:r>
+        <w:rPr>
+          <w:rStyle w:val="VerbatimChar"/>
+        </w:rPr>
+        <w:t xml:space="preserve">│  ├─ </w:t>
+      </w:r>
+      <w:r>
+        <w:rPr>
+          <w:rStyle w:val="VerbatimChar"/>
+          <w:rFonts w:hint="eastAsia"/>
+        </w:rPr>
+        <w:t xml:space="preserve">控件服务</w:t>
+      </w:r>
+      <w:r>
+        <w:rPr>
+          <w:rStyle w:val="VerbatimChar"/>
+        </w:rPr>
+        <w:t xml:space="preserve">        </w:t>
+      </w:r>
+      <w:r>
+        <w:rPr>
+          <w:rStyle w:val="VerbatimChar"/>
+          <w:rFonts w:hint="eastAsia"/>
+        </w:rPr>
+        <w:t xml:space="preserve">控件注册表查询、参数</w:t>
+      </w:r>
+      <w:r>
+        <w:rPr>
+          <w:rStyle w:val="VerbatimChar"/>
+        </w:rPr>
+        <w:t xml:space="preserve"> Schema </w:t>
+      </w:r>
+      <w:r>
+        <w:rPr>
+          <w:rStyle w:val="VerbatimChar"/>
+          <w:rFonts w:hint="eastAsia"/>
+        </w:rPr>
+        <w:t xml:space="preserve">下发</w:t>
+      </w:r>
+      <w:r>
+        <w:rPr>
+          <w:rStyle w:val="VerbatimChar"/>
+        </w:rPr>
+        <w:t xml:space="preserve">        │</w:t>
+      </w:r>
+      <w:r>
+        <w:br/>
+      </w:r>
+      <w:r>
+        <w:rPr>
+          <w:rStyle w:val="VerbatimChar"/>
+        </w:rPr>
+        <w:t xml:space="preserve">│  ├─ </w:t>
+      </w:r>
+      <w:r>
+        <w:rPr>
+          <w:rStyle w:val="VerbatimChar"/>
+          <w:rFonts w:hint="eastAsia"/>
+        </w:rPr>
+        <w:t xml:space="preserve">作业服务</w:t>
+      </w:r>
+      <w:r>
+        <w:rPr>
+          <w:rStyle w:val="VerbatimChar"/>
+        </w:rPr>
+        <w:t xml:space="preserve">        </w:t>
+      </w:r>
+      <w:r>
+        <w:rPr>
+          <w:rStyle w:val="VerbatimChar"/>
+          <w:rFonts w:hint="eastAsia"/>
+        </w:rPr>
+        <w:t xml:space="preserve">作业</w:t>
+      </w:r>
+      <w:r>
+        <w:rPr>
+          <w:rStyle w:val="VerbatimChar"/>
+        </w:rPr>
+        <w:t xml:space="preserve"> CRUD、DAG </w:t>
+      </w:r>
+      <w:r>
+        <w:rPr>
+          <w:rStyle w:val="VerbatimChar"/>
+          <w:rFonts w:hint="eastAsia"/>
+        </w:rPr>
+        <w:t xml:space="preserve">校验、版本管理</w:t>
+      </w:r>
+      <w:r>
+        <w:rPr>
+          <w:rStyle w:val="VerbatimChar"/>
+        </w:rPr>
+        <w:t xml:space="preserve">           │</w:t>
+      </w:r>
+      <w:r>
+        <w:br/>
+      </w:r>
+      <w:r>
+        <w:rPr>
+          <w:rStyle w:val="VerbatimChar"/>
+        </w:rPr>
+        <w:t xml:space="preserve">│  └─ </w:t>
+      </w:r>
+      <w:r>
+        <w:rPr>
+          <w:rStyle w:val="VerbatimChar"/>
+          <w:rFonts w:hint="eastAsia"/>
+        </w:rPr>
+        <w:t xml:space="preserve">调度器</w:t>
+      </w:r>
+      <w:r>
+        <w:rPr>
+          <w:rStyle w:val="VerbatimChar"/>
+        </w:rPr>
+        <w:t xml:space="preserve">          </w:t>
+      </w:r>
+      <w:r>
+        <w:rPr>
+          <w:rStyle w:val="VerbatimChar"/>
+          <w:rFonts w:hint="eastAsia"/>
+        </w:rPr>
+        <w:t xml:space="preserve">上线/下线、Worker</w:t>
+      </w:r>
+      <w:r>
+        <w:rPr>
+          <w:rStyle w:val="VerbatimChar"/>
+        </w:rPr>
+        <w:t xml:space="preserve"> </w:t>
+      </w:r>
+      <w:r>
+        <w:rPr>
+          <w:rStyle w:val="VerbatimChar"/>
+          <w:rFonts w:hint="eastAsia"/>
+        </w:rPr>
+        <w:t xml:space="preserve">分配、状态收敛</w:t>
+      </w:r>
+      <w:r>
+        <w:rPr>
+          <w:rStyle w:val="VerbatimChar"/>
+        </w:rPr>
+        <w:t xml:space="preserve">        │</w:t>
+      </w:r>
+      <w:r>
+        <w:br/>
+      </w:r>
+      <w:r>
+        <w:rPr>
+          <w:rStyle w:val="VerbatimChar"/>
+        </w:rPr>
+        <w:t xml:space="preserve">├──────────────────────────────────────────────────────────┤</w:t>
+      </w:r>
+      <w:r>
+        <w:br/>
+      </w:r>
+      <w:r>
+        <w:rPr>
+          <w:rStyle w:val="VerbatimChar"/>
+        </w:rPr>
+        <w:t xml:space="preserve">│              </w:t>
+      </w:r>
+      <w:r>
+        <w:rPr>
+          <w:rStyle w:val="VerbatimChar"/>
+          <w:rFonts w:hint="eastAsia"/>
+        </w:rPr>
+        <w:t xml:space="preserve">存储与协调层</w:t>
+      </w:r>
+      <w:r>
+        <w:rPr>
+          <w:rStyle w:val="VerbatimChar"/>
+        </w:rPr>
+        <w:t xml:space="preserve">                                 │</w:t>
+      </w:r>
+      <w:r>
+        <w:br/>
+      </w:r>
+      <w:r>
+        <w:rPr>
+          <w:rStyle w:val="VerbatimChar"/>
+        </w:rPr>
+        <w:t xml:space="preserve">│  ├─ </w:t>
+      </w:r>
+      <w:r>
+        <w:rPr>
+          <w:rStyle w:val="VerbatimChar"/>
+          <w:rFonts w:hint="eastAsia"/>
+        </w:rPr>
+        <w:t xml:space="preserve">MySQL：用户</w:t>
+      </w:r>
+      <w:r>
+        <w:rPr>
+          <w:rStyle w:val="VerbatimChar"/>
+        </w:rPr>
+        <w:t xml:space="preserve"> / </w:t>
+      </w:r>
+      <w:r>
+        <w:rPr>
+          <w:rStyle w:val="VerbatimChar"/>
+          <w:rFonts w:hint="eastAsia"/>
+        </w:rPr>
+        <w:t xml:space="preserve">控件</w:t>
+      </w:r>
+      <w:r>
+        <w:rPr>
+          <w:rStyle w:val="VerbatimChar"/>
+        </w:rPr>
+        <w:t xml:space="preserve"> / </w:t>
+      </w:r>
+      <w:r>
+        <w:rPr>
+          <w:rStyle w:val="VerbatimChar"/>
+          <w:rFonts w:hint="eastAsia"/>
+        </w:rPr>
+        <w:t xml:space="preserve">作业</w:t>
+      </w:r>
+      <w:r>
+        <w:rPr>
+          <w:rStyle w:val="VerbatimChar"/>
+        </w:rPr>
+        <w:t xml:space="preserve"> DAG / </w:t>
+      </w:r>
+      <w:r>
+        <w:rPr>
+          <w:rStyle w:val="VerbatimChar"/>
+          <w:rFonts w:hint="eastAsia"/>
+        </w:rPr>
+        <w:t xml:space="preserve">作业实例</w:t>
+      </w:r>
+      <w:r>
+        <w:rPr>
+          <w:rStyle w:val="VerbatimChar"/>
+        </w:rPr>
+        <w:t xml:space="preserve"> / Worker </w:t>
+      </w:r>
+      <w:r>
+        <w:rPr>
+          <w:rStyle w:val="VerbatimChar"/>
+          <w:rFonts w:hint="eastAsia"/>
+        </w:rPr>
+        <w:t xml:space="preserve">节点</w:t>
+      </w:r>
+      <w:r>
+        <w:rPr>
+          <w:rStyle w:val="VerbatimChar"/>
+        </w:rPr>
+        <w:t xml:space="preserve">  │</w:t>
+      </w:r>
+      <w:r>
+        <w:br/>
+      </w:r>
+      <w:r>
+        <w:rPr>
+          <w:rStyle w:val="VerbatimChar"/>
+        </w:rPr>
+        <w:t xml:space="preserve">│  </w:t>
+      </w:r>
+      <w:r>
+        <w:rPr>
+          <w:rStyle w:val="VerbatimChar"/>
+          <w:rFonts w:hint="eastAsia"/>
+        </w:rPr>
+        <w:t xml:space="preserve">└─（可选）Redis：Worker</w:t>
+      </w:r>
+      <w:r>
+        <w:rPr>
+          <w:rStyle w:val="VerbatimChar"/>
+        </w:rPr>
+        <w:t xml:space="preserve"> </w:t>
+      </w:r>
+      <w:r>
+        <w:rPr>
+          <w:rStyle w:val="VerbatimChar"/>
+          <w:rFonts w:hint="eastAsia"/>
+        </w:rPr>
+        <w:t xml:space="preserve">心跳、分布式锁、补数控件数据源</w:t>
+      </w:r>
+      <w:r>
+        <w:rPr>
+          <w:rStyle w:val="VerbatimChar"/>
+        </w:rPr>
         <w:t xml:space="preserve">      │</w:t>
       </w:r>
       <w:r>
@@ -732,7 +1139,7 @@
         <w:rPr>
           <w:rStyle w:val="VerbatimChar"/>
         </w:rPr>
-        <w:t xml:space="preserve">└──────────────────────────┬───────────────────────────────┘</w:t>
+        <w:t xml:space="preserve">├──────────────────────────────────────────────────────────┤</w:t>
       </w:r>
       <w:r>
         <w:br/>
@@ -741,7 +1148,46 @@
         <w:rPr>
           <w:rStyle w:val="VerbatimChar"/>
         </w:rPr>
-        <w:t xml:space="preserve">                           │ REST / JSON</w:t>
+        <w:t xml:space="preserve">│              </w:t>
+      </w:r>
+      <w:r>
+        <w:rPr>
+          <w:rStyle w:val="VerbatimChar"/>
+          <w:rFonts w:hint="eastAsia"/>
+        </w:rPr>
+        <w:t xml:space="preserve">数据面</w:t>
+      </w:r>
+      <w:r>
+        <w:rPr>
+          <w:rStyle w:val="VerbatimChar"/>
+        </w:rPr>
+        <w:t xml:space="preserve"> Data </w:t>
+      </w:r>
+      <w:r>
+        <w:rPr>
+          <w:rStyle w:val="VerbatimChar"/>
+          <w:rFonts w:hint="eastAsia"/>
+        </w:rPr>
+        <w:t xml:space="preserve">Plane（Worker</w:t>
+      </w:r>
+      <w:r>
+        <w:rPr>
+          <w:rStyle w:val="VerbatimChar"/>
+        </w:rPr>
+        <w:t xml:space="preserve"> </w:t>
+      </w:r>
+      <w:r>
+        <w:rPr>
+          <w:rStyle w:val="VerbatimChar"/>
+          <w:rFonts w:hint="eastAsia"/>
+        </w:rPr>
+        <w:t xml:space="preserve">集群，无状态）</w:t>
+      </w:r>
+      <w:r>
+        <w:rPr>
+          <w:rStyle w:val="VerbatimChar"/>
+        </w:rPr>
+        <w:t xml:space="preserve">      │</w:t>
       </w:r>
       <w:r>
         <w:br/>
@@ -750,7 +1196,20 @@
         <w:rPr>
           <w:rStyle w:val="VerbatimChar"/>
         </w:rPr>
-        <w:t xml:space="preserve">┌──────────────────────────▼───────────────────────────────┐</w:t>
+        <w:t xml:space="preserve">│  ├─ Worker </w:t>
+      </w:r>
+      <w:r>
+        <w:rPr>
+          <w:rStyle w:val="VerbatimChar"/>
+          <w:rFonts w:hint="eastAsia"/>
+        </w:rPr>
+        <w:t xml:space="preserve">Agent：注册、心跳、拉取任务、上报状态与指标</w:t>
+      </w:r>
+      <w:r>
+        <w:rPr>
+          <w:rStyle w:val="VerbatimChar"/>
+        </w:rPr>
+        <w:t xml:space="preserve">       │</w:t>
       </w:r>
       <w:r>
         <w:br/>
@@ -759,46 +1218,33 @@
         <w:rPr>
           <w:rStyle w:val="VerbatimChar"/>
         </w:rPr>
-        <w:t xml:space="preserve">│              </w:t>
-      </w:r>
-      <w:r>
-        <w:rPr>
-          <w:rStyle w:val="VerbatimChar"/>
-          <w:rFonts w:hint="eastAsia"/>
-        </w:rPr>
-        <w:t xml:space="preserve">控制面</w:t>
-      </w:r>
-      <w:r>
-        <w:rPr>
-          <w:rStyle w:val="VerbatimChar"/>
-        </w:rPr>
-        <w:t xml:space="preserve"> Control </w:t>
-      </w:r>
-      <w:r>
-        <w:rPr>
-          <w:rStyle w:val="VerbatimChar"/>
-          <w:rFonts w:hint="eastAsia"/>
-        </w:rPr>
-        <w:t xml:space="preserve">Plane（Spring</w:t>
-      </w:r>
-      <w:r>
-        <w:rPr>
-          <w:rStyle w:val="VerbatimChar"/>
-        </w:rPr>
-        <w:t xml:space="preserve"> Boot </w:t>
-      </w:r>
-      <w:r>
-        <w:rPr>
-          <w:rStyle w:val="VerbatimChar"/>
-          <w:rFonts w:hint="eastAsia"/>
-        </w:rPr>
-        <w:t xml:space="preserve">3）</w:t>
-      </w:r>
-      <w:r>
-        <w:rPr>
-          <w:rStyle w:val="VerbatimChar"/>
-        </w:rPr>
-        <w:t xml:space="preserve">          │</w:t>
+        <w:t xml:space="preserve">│  └─ </w:t>
+      </w:r>
+      <w:r>
+        <w:rPr>
+          <w:rStyle w:val="VerbatimChar"/>
+          <w:rFonts w:hint="eastAsia"/>
+        </w:rPr>
+        <w:t xml:space="preserve">执行引擎：插件化流水线（Source</w:t>
+      </w:r>
+      <w:r>
+        <w:rPr>
+          <w:rStyle w:val="VerbatimChar"/>
+        </w:rPr>
+        <w:t xml:space="preserve"> → Process* → </w:t>
+      </w:r>
+      <w:r>
+        <w:rPr>
+          <w:rStyle w:val="VerbatimChar"/>
+          <w:rFonts w:hint="eastAsia"/>
+        </w:rPr>
+        <w:t xml:space="preserve">Sink）</w:t>
+      </w:r>
+      <w:r>
+        <w:rPr>
+          <w:rStyle w:val="VerbatimChar"/>
+        </w:rPr>
+        <w:t xml:space="preserve">      │</w:t>
       </w:r>
       <w:r>
         <w:br/>
@@ -807,452 +1253,6 @@
         <w:rPr>
           <w:rStyle w:val="VerbatimChar"/>
         </w:rPr>
-        <w:t xml:space="preserve">│  ├─ </w:t>
-      </w:r>
-      <w:r>
-        <w:rPr>
-          <w:rStyle w:val="VerbatimChar"/>
-          <w:rFonts w:hint="eastAsia"/>
-        </w:rPr>
-        <w:t xml:space="preserve">用户服务</w:t>
-      </w:r>
-      <w:r>
-        <w:rPr>
-          <w:rStyle w:val="VerbatimChar"/>
-        </w:rPr>
-        <w:t xml:space="preserve">        </w:t>
-      </w:r>
-      <w:r>
-        <w:rPr>
-          <w:rStyle w:val="VerbatimChar"/>
-          <w:rFonts w:hint="eastAsia"/>
-        </w:rPr>
-        <w:t xml:space="preserve">用户</w:t>
-      </w:r>
-      <w:r>
-        <w:rPr>
-          <w:rStyle w:val="VerbatimChar"/>
-        </w:rPr>
-        <w:t xml:space="preserve"> </w:t>
-      </w:r>
-      <w:r>
-        <w:rPr>
-          <w:rStyle w:val="VerbatimChar"/>
-          <w:rFonts w:hint="eastAsia"/>
-        </w:rPr>
-        <w:t xml:space="preserve">CRUD、登录鉴权（JWT）</w:t>
-      </w:r>
-      <w:r>
-        <w:rPr>
-          <w:rStyle w:val="VerbatimChar"/>
-        </w:rPr>
-        <w:t xml:space="preserve">               │</w:t>
-      </w:r>
-      <w:r>
-        <w:br/>
-      </w:r>
-      <w:r>
-        <w:rPr>
-          <w:rStyle w:val="VerbatimChar"/>
-        </w:rPr>
-        <w:t xml:space="preserve">│  ├─ </w:t>
-      </w:r>
-      <w:r>
-        <w:rPr>
-          <w:rStyle w:val="VerbatimChar"/>
-          <w:rFonts w:hint="eastAsia"/>
-        </w:rPr>
-        <w:t xml:space="preserve">控件服务</w:t>
-      </w:r>
-      <w:r>
-        <w:rPr>
-          <w:rStyle w:val="VerbatimChar"/>
-        </w:rPr>
-        <w:t xml:space="preserve">        </w:t>
-      </w:r>
-      <w:r>
-        <w:rPr>
-          <w:rStyle w:val="VerbatimChar"/>
-          <w:rFonts w:hint="eastAsia"/>
-        </w:rPr>
-        <w:t xml:space="preserve">控件注册表查询、参数</w:t>
-      </w:r>
-      <w:r>
-        <w:rPr>
-          <w:rStyle w:val="VerbatimChar"/>
-        </w:rPr>
-        <w:t xml:space="preserve"> Schema </w:t>
-      </w:r>
-      <w:r>
-        <w:rPr>
-          <w:rStyle w:val="VerbatimChar"/>
-          <w:rFonts w:hint="eastAsia"/>
-        </w:rPr>
-        <w:t xml:space="preserve">下发</w:t>
-      </w:r>
-      <w:r>
-        <w:rPr>
-          <w:rStyle w:val="VerbatimChar"/>
-        </w:rPr>
-        <w:t xml:space="preserve">          │</w:t>
-      </w:r>
-      <w:r>
-        <w:br/>
-      </w:r>
-      <w:r>
-        <w:rPr>
-          <w:rStyle w:val="VerbatimChar"/>
-        </w:rPr>
-        <w:t xml:space="preserve">│  ├─ </w:t>
-      </w:r>
-      <w:r>
-        <w:rPr>
-          <w:rStyle w:val="VerbatimChar"/>
-          <w:rFonts w:hint="eastAsia"/>
-        </w:rPr>
-        <w:t xml:space="preserve">作业服务</w:t>
-      </w:r>
-      <w:r>
-        <w:rPr>
-          <w:rStyle w:val="VerbatimChar"/>
-        </w:rPr>
-        <w:t xml:space="preserve">        </w:t>
-      </w:r>
-      <w:r>
-        <w:rPr>
-          <w:rStyle w:val="VerbatimChar"/>
-          <w:rFonts w:hint="eastAsia"/>
-        </w:rPr>
-        <w:t xml:space="preserve">作业</w:t>
-      </w:r>
-      <w:r>
-        <w:rPr>
-          <w:rStyle w:val="VerbatimChar"/>
-        </w:rPr>
-        <w:t xml:space="preserve"> CRUD、DAG </w:t>
-      </w:r>
-      <w:r>
-        <w:rPr>
-          <w:rStyle w:val="VerbatimChar"/>
-          <w:rFonts w:hint="eastAsia"/>
-        </w:rPr>
-        <w:t xml:space="preserve">校验、版本管理</w:t>
-      </w:r>
-      <w:r>
-        <w:rPr>
-          <w:rStyle w:val="VerbatimChar"/>
-        </w:rPr>
-        <w:t xml:space="preserve">            │</w:t>
-      </w:r>
-      <w:r>
-        <w:br/>
-      </w:r>
-      <w:r>
-        <w:rPr>
-          <w:rStyle w:val="VerbatimChar"/>
-        </w:rPr>
-        <w:t xml:space="preserve">│  └─ </w:t>
-      </w:r>
-      <w:r>
-        <w:rPr>
-          <w:rStyle w:val="VerbatimChar"/>
-          <w:rFonts w:hint="eastAsia"/>
-        </w:rPr>
-        <w:t xml:space="preserve">调度器</w:t>
-      </w:r>
-      <w:r>
-        <w:rPr>
-          <w:rStyle w:val="VerbatimChar"/>
-        </w:rPr>
-        <w:t xml:space="preserve">          </w:t>
-      </w:r>
-      <w:r>
-        <w:rPr>
-          <w:rStyle w:val="VerbatimChar"/>
-          <w:rFonts w:hint="eastAsia"/>
-        </w:rPr>
-        <w:t xml:space="preserve">上线/下线、Worker</w:t>
-      </w:r>
-      <w:r>
-        <w:rPr>
-          <w:rStyle w:val="VerbatimChar"/>
-        </w:rPr>
-        <w:t xml:space="preserve"> </w:t>
-      </w:r>
-      <w:r>
-        <w:rPr>
-          <w:rStyle w:val="VerbatimChar"/>
-          <w:rFonts w:hint="eastAsia"/>
-        </w:rPr>
-        <w:t xml:space="preserve">分配、状态收敛</w:t>
-      </w:r>
-      <w:r>
-        <w:rPr>
-          <w:rStyle w:val="VerbatimChar"/>
-        </w:rPr>
-        <w:t xml:space="preserve">          │</w:t>
-      </w:r>
-      <w:r>
-        <w:br/>
-      </w:r>
-      <w:r>
-        <w:rPr>
-          <w:rStyle w:val="VerbatimChar"/>
-        </w:rPr>
-        <w:t xml:space="preserve">├──────────────────────────────────────────────────────────┤</w:t>
-      </w:r>
-      <w:r>
-        <w:br/>
-      </w:r>
-      <w:r>
-        <w:rPr>
-          <w:rStyle w:val="VerbatimChar"/>
-        </w:rPr>
-        <w:t xml:space="preserve">│              </w:t>
-      </w:r>
-      <w:r>
-        <w:rPr>
-          <w:rStyle w:val="VerbatimChar"/>
-          <w:rFonts w:hint="eastAsia"/>
-        </w:rPr>
-        <w:t xml:space="preserve">存储与协调层</w:t>
-      </w:r>
-      <w:r>
-        <w:rPr>
-          <w:rStyle w:val="VerbatimChar"/>
-        </w:rPr>
-        <w:t xml:space="preserve">                                   │</w:t>
-      </w:r>
-      <w:r>
-        <w:br/>
-      </w:r>
-      <w:r>
-        <w:rPr>
-          <w:rStyle w:val="VerbatimChar"/>
-        </w:rPr>
-        <w:t xml:space="preserve">│  ├─ </w:t>
-      </w:r>
-      <w:r>
-        <w:rPr>
-          <w:rStyle w:val="VerbatimChar"/>
-          <w:rFonts w:hint="eastAsia"/>
-        </w:rPr>
-        <w:t xml:space="preserve">MySQL：用户</w:t>
-      </w:r>
-      <w:r>
-        <w:rPr>
-          <w:rStyle w:val="VerbatimChar"/>
-        </w:rPr>
-        <w:t xml:space="preserve"> / </w:t>
-      </w:r>
-      <w:r>
-        <w:rPr>
-          <w:rStyle w:val="VerbatimChar"/>
-          <w:rFonts w:hint="eastAsia"/>
-        </w:rPr>
-        <w:t xml:space="preserve">控件</w:t>
-      </w:r>
-      <w:r>
-        <w:rPr>
-          <w:rStyle w:val="VerbatimChar"/>
-        </w:rPr>
-        <w:t xml:space="preserve"> / </w:t>
-      </w:r>
-      <w:r>
-        <w:rPr>
-          <w:rStyle w:val="VerbatimChar"/>
-          <w:rFonts w:hint="eastAsia"/>
-        </w:rPr>
-        <w:t xml:space="preserve">作业</w:t>
-      </w:r>
-      <w:r>
-        <w:rPr>
-          <w:rStyle w:val="VerbatimChar"/>
-        </w:rPr>
-        <w:t xml:space="preserve"> DAG / </w:t>
-      </w:r>
-      <w:r>
-        <w:rPr>
-          <w:rStyle w:val="VerbatimChar"/>
-          <w:rFonts w:hint="eastAsia"/>
-        </w:rPr>
-        <w:t xml:space="preserve">作业实例</w:t>
-      </w:r>
-      <w:r>
-        <w:rPr>
-          <w:rStyle w:val="VerbatimChar"/>
-        </w:rPr>
-        <w:t xml:space="preserve"> / Worker </w:t>
-      </w:r>
-      <w:r>
-        <w:rPr>
-          <w:rStyle w:val="VerbatimChar"/>
-          <w:rFonts w:hint="eastAsia"/>
-        </w:rPr>
-        <w:t xml:space="preserve">节点</w:t>
-      </w:r>
-      <w:r>
-        <w:rPr>
-          <w:rStyle w:val="VerbatimChar"/>
-        </w:rPr>
-        <w:t xml:space="preserve">   │</w:t>
-      </w:r>
-      <w:r>
-        <w:br/>
-      </w:r>
-      <w:r>
-        <w:rPr>
-          <w:rStyle w:val="VerbatimChar"/>
-        </w:rPr>
-        <w:t xml:space="preserve">│  </w:t>
-      </w:r>
-      <w:r>
-        <w:rPr>
-          <w:rStyle w:val="VerbatimChar"/>
-          <w:rFonts w:hint="eastAsia"/>
-        </w:rPr>
-        <w:t xml:space="preserve">└─（可选）Redis：Worker</w:t>
-      </w:r>
-      <w:r>
-        <w:rPr>
-          <w:rStyle w:val="VerbatimChar"/>
-        </w:rPr>
-        <w:t xml:space="preserve"> </w:t>
-      </w:r>
-      <w:r>
-        <w:rPr>
-          <w:rStyle w:val="VerbatimChar"/>
-          <w:rFonts w:hint="eastAsia"/>
-        </w:rPr>
-        <w:t xml:space="preserve">心跳、分布式锁、补数控件数据源</w:t>
-      </w:r>
-      <w:r>
-        <w:rPr>
-          <w:rStyle w:val="VerbatimChar"/>
-        </w:rPr>
-        <w:t xml:space="preserve">       │</w:t>
-      </w:r>
-      <w:r>
-        <w:br/>
-      </w:r>
-      <w:r>
-        <w:rPr>
-          <w:rStyle w:val="VerbatimChar"/>
-        </w:rPr>
-        <w:t xml:space="preserve">├──────────────────────────────────────────────────────────┤</w:t>
-      </w:r>
-      <w:r>
-        <w:br/>
-      </w:r>
-      <w:r>
-        <w:rPr>
-          <w:rStyle w:val="VerbatimChar"/>
-        </w:rPr>
-        <w:t xml:space="preserve">│              </w:t>
-      </w:r>
-      <w:r>
-        <w:rPr>
-          <w:rStyle w:val="VerbatimChar"/>
-          <w:rFonts w:hint="eastAsia"/>
-        </w:rPr>
-        <w:t xml:space="preserve">数据面</w:t>
-      </w:r>
-      <w:r>
-        <w:rPr>
-          <w:rStyle w:val="VerbatimChar"/>
-        </w:rPr>
-        <w:t xml:space="preserve"> Data </w:t>
-      </w:r>
-      <w:r>
-        <w:rPr>
-          <w:rStyle w:val="VerbatimChar"/>
-          <w:rFonts w:hint="eastAsia"/>
-        </w:rPr>
-        <w:t xml:space="preserve">Plane（Worker</w:t>
-      </w:r>
-      <w:r>
-        <w:rPr>
-          <w:rStyle w:val="VerbatimChar"/>
-        </w:rPr>
-        <w:t xml:space="preserve"> </w:t>
-      </w:r>
-      <w:r>
-        <w:rPr>
-          <w:rStyle w:val="VerbatimChar"/>
-          <w:rFonts w:hint="eastAsia"/>
-        </w:rPr>
-        <w:t xml:space="preserve">集群，无状态）</w:t>
-      </w:r>
-      <w:r>
-        <w:rPr>
-          <w:rStyle w:val="VerbatimChar"/>
-        </w:rPr>
-        <w:t xml:space="preserve">         │</w:t>
-      </w:r>
-      <w:r>
-        <w:br/>
-      </w:r>
-      <w:r>
-        <w:rPr>
-          <w:rStyle w:val="VerbatimChar"/>
-        </w:rPr>
-        <w:t xml:space="preserve">│  ├─ Worker </w:t>
-      </w:r>
-      <w:r>
-        <w:rPr>
-          <w:rStyle w:val="VerbatimChar"/>
-          <w:rFonts w:hint="eastAsia"/>
-        </w:rPr>
-        <w:t xml:space="preserve">Agent：注册、心跳、拉取任务、上报状态与指标</w:t>
-      </w:r>
-      <w:r>
-        <w:rPr>
-          <w:rStyle w:val="VerbatimChar"/>
-        </w:rPr>
-        <w:t xml:space="preserve">         │</w:t>
-      </w:r>
-      <w:r>
-        <w:br/>
-      </w:r>
-      <w:r>
-        <w:rPr>
-          <w:rStyle w:val="VerbatimChar"/>
-        </w:rPr>
-        <w:t xml:space="preserve">│  └─ </w:t>
-      </w:r>
-      <w:r>
-        <w:rPr>
-          <w:rStyle w:val="VerbatimChar"/>
-          <w:rFonts w:hint="eastAsia"/>
-        </w:rPr>
-        <w:t xml:space="preserve">执行引擎：插件化流水线（Source</w:t>
-      </w:r>
-      <w:r>
-        <w:rPr>
-          <w:rStyle w:val="VerbatimChar"/>
-        </w:rPr>
-        <w:t xml:space="preserve"> → Process* → </w:t>
-      </w:r>
-      <w:r>
-        <w:rPr>
-          <w:rStyle w:val="VerbatimChar"/>
-          <w:rFonts w:hint="eastAsia"/>
-        </w:rPr>
-        <w:t xml:space="preserve">Sink）</w:t>
-      </w:r>
-      <w:r>
-        <w:rPr>
-          <w:rStyle w:val="VerbatimChar"/>
-        </w:rPr>
-        <w:t xml:space="preserve">       │</w:t>
-      </w:r>
-      <w:r>
-        <w:br/>
-      </w:r>
-      <w:r>
-        <w:rPr>
-          <w:rStyle w:val="VerbatimChar"/>
-        </w:rPr>
         <w:t xml:space="preserve">│        </w:t>
       </w:r>
       <w:r>
@@ -1305,7 +1305,7 @@
         <w:rPr>
           <w:rStyle w:val="VerbatimChar"/>
         </w:rPr>
-        <w:t xml:space="preserve">                  │</w:t>
+        <w:t xml:space="preserve">                │</w:t>
       </w:r>
       <w:r>
         <w:br/>
@@ -5976,16 +5976,16 @@
         <w:rPr>
           <w:rFonts w:hint="eastAsia"/>
         </w:rPr>
-        <w:t xml:space="preserve">：分片</w:t>
-      </w:r>
-      <w:r>
-        <w:t xml:space="preserve"> ↔ topic </w:t>
-      </w:r>
-      <w:r>
-        <w:rPr>
-          <w:rFonts w:hint="eastAsia"/>
-        </w:rPr>
-        <w:t xml:space="preserve">分区，天然精确分配，扩</w:t>
+        <w:t xml:space="preserve">：每个分片是同一消费组的一个消费者，靠</w:t>
+      </w:r>
+      <w:r>
+        <w:t xml:space="preserve"> Kafka rebalance </w:t>
+      </w:r>
+      <w:r>
+        <w:rPr>
+          <w:rFonts w:hint="eastAsia"/>
+        </w:rPr>
+        <w:t xml:space="preserve">自动分配分区，扩</w:t>
       </w:r>
       <w:r>
         <w:t xml:space="preserve"> Worker = </w:t>
@@ -5994,7 +5994,7 @@
         <w:rPr>
           <w:rFonts w:hint="eastAsia"/>
         </w:rPr>
-        <w:t xml:space="preserve">扩消费者，吞吐随分区数线性增长；</w:t>
+        <w:t xml:space="preserve">扩消费者，吞吐随分区数近线性增长；</w:t>
       </w:r>
     </w:p>
     <w:p>
